--- a/design/Gloomthorn Art and Animation Commands_.docx
+++ b/design/Gloomthorn Art and Animation Commands_.docx
@@ -151,6 +151,30 @@
     </w:p>
     <w:p>
       <w:pPr>
+        <w:spacing w:after="240" w:before="240" w:lineRule="auto"/>
+        <w:rPr/>
+      </w:pPr>
+      <w:r>
+        <w:rPr>
+          <w:rtl w:val="0"/>
+        </w:rPr>
+        <w:t xml:space="preserve">Removing Detail Noise:</w:t>
+      </w:r>
+    </w:p>
+    <w:p>
+      <w:pPr>
+        <w:spacing w:after="240" w:before="240" w:lineRule="auto"/>
+        <w:rPr/>
+      </w:pPr>
+      <w:r>
+        <w:rPr>
+          <w:rtl w:val="0"/>
+        </w:rPr>
+        <w:t xml:space="preserve">Redraw exactly the same but smoother and more streamlined, removing unnecessary detail noise such as repeated patterns and tiny dots, reflections, bumps, rivets, spread throughout. Use smooth brush strokes.</w:t>
+      </w:r>
+    </w:p>
+    <w:p>
+      <w:pPr>
         <w:rPr/>
       </w:pPr>
       <w:r>
@@ -364,7 +388,7 @@
         <w:rPr>
           <w:rtl w:val="0"/>
         </w:rPr>
-        <w:t xml:space="preserve">Animate this character walking forward in the same direction their body is facing, as a tactical board-game unit moving across a game board. Start from the standing battle-ready pose. Create a natural short walking loop with small, controlled steps. The character should remain alert and combat-ready while walking. The torso should have subtle weight shifts, the shoulders and hips should move naturally, and the arms should counterbalance the steps while preserving the weapon grip and silhouette. The feet should alternate clearly: one foot steps forward, weight transfers, then the other foot steps forward. Keep the stride compact and believable for a game-board sprite, not exaggerated or cartoony. The character should not slide, float, bounce excessively, or change direction. Preserve the same facing angle for the entire body, including head, chest, pelvis, knees, boots, and weapon. The animation should loop smoothly back into the original battle-ready stance. </w:t>
+        <w:t xml:space="preserve">Animate this character walking with its legs and without moving the arms too much, as a tactical board-game unit moving across a game board. Create a natural short walking loop with small, controlled steps. The torso should have subtle weight shifts. The feet should alternate clearly: one foot steps forward, weight transfers, then another foot steps forward. Keep the stride compact and believable for a game-board sprite, not exaggerated or cartoony. The character should not slide, float, bounce excessively, or change direction. The animation should loop smoothly back into the original pose. do not change the direction the character is facing or the camera angle at any point in the animation.</w:t>
       </w:r>
     </w:p>
     <w:p>
@@ -499,6 +523,60 @@
         <w:rPr>
           <w:rtl w:val="0"/>
         </w:rPr>
+        <w:t xml:space="preserve">****Axe: standing his ground and making a quick chop and a miss with his axe. do not change the direction he is facing. do not change the camera angle.</w:t>
+      </w:r>
+    </w:p>
+    <w:p>
+      <w:pPr>
+        <w:rPr/>
+      </w:pPr>
+      <w:r>
+        <w:rPr>
+          <w:rtl w:val="0"/>
+        </w:rPr>
+      </w:r>
+    </w:p>
+    <w:p>
+      <w:pPr>
+        <w:rPr/>
+      </w:pPr>
+      <w:r>
+        <w:rPr>
+          <w:rtl w:val="0"/>
+        </w:rPr>
+        <w:t xml:space="preserve">****Spell: </w:t>
+      </w:r>
+      <w:r>
+        <w:rPr>
+          <w:rtl w:val="0"/>
+        </w:rPr>
+        <w:t xml:space="preserve">standing his ground and casting a small but powerful spell. the spell effects must stay well within the border of all animation frames. do not change the direction he is facing. do not change the camera angle.</w:t>
+      </w:r>
+      <w:r>
+        <w:rPr>
+          <w:rtl w:val="0"/>
+        </w:rPr>
+        <w:t xml:space="preserve"> </w:t>
+      </w:r>
+    </w:p>
+    <w:p>
+      <w:pPr>
+        <w:rPr/>
+      </w:pPr>
+      <w:r>
+        <w:rPr>
+          <w:rtl w:val="0"/>
+        </w:rPr>
+      </w:r>
+    </w:p>
+    <w:p>
+      <w:pPr>
+        <w:rPr/>
+      </w:pPr>
+      <w:r>
+        <w:rPr>
+          <w:rtl w:val="0"/>
+        </w:rPr>
         <w:t xml:space="preserve">Killed:</w:t>
       </w:r>
     </w:p>
@@ -516,7 +594,7 @@
         <w:rPr>
           <w:rtl w:val="0"/>
         </w:rPr>
-        <w:t xml:space="preserve"> </w:t>
+        <w:t xml:space="preserve"> Do not just have them fall backward stiffly.</w:t>
       </w:r>
     </w:p>
     <w:p>
@@ -1130,7 +1208,7 @@
         <w:rPr>
           <w:rtl w:val="0"/>
         </w:rPr>
-        <w:t xml:space="preserve">***HERO*** Victor Greyshard (civilized, corrupt)</w:t>
+        <w:t xml:space="preserve">(1) ***HERO*** Victor Greyshard (civilized, corrupt)</w:t>
       </w:r>
     </w:p>
     <w:p>
@@ -1145,7 +1223,7 @@
         <w:rPr>
           <w:rtl w:val="0"/>
         </w:rPr>
-        <w:t xml:space="preserve">***HERO*** Fizzlewick Gearwright (giant) (mounted) (corrupt, mechanical)</w:t>
+        <w:t xml:space="preserve">(1) ***HERO*** Fizzlewick Gearwright (giant) (mounted) (corrupt, mechanical)</w:t>
       </w:r>
     </w:p>
     <w:p>
@@ -1163,7 +1241,7 @@
         <w:rPr>
           <w:rtl w:val="0"/>
         </w:rPr>
-        <w:t xml:space="preserve">Lumber Automaton (giant) (corrupt, mechanical)</w:t>
+        <w:t xml:space="preserve">(2) Lumber Automaton (corrupt, mechanical)</w:t>
       </w:r>
     </w:p>
     <w:p>
@@ -1181,7 +1259,7 @@
         <w:rPr>
           <w:rtl w:val="0"/>
         </w:rPr>
-        <w:t xml:space="preserve">Clockwork Guardian (mechanical)</w:t>
+        <w:t xml:space="preserve">(4)  Clockwork Guardian (mechanical)</w:t>
       </w:r>
     </w:p>
     <w:p>
@@ -1199,7 +1277,7 @@
         <w:rPr>
           <w:rtl w:val="0"/>
         </w:rPr>
-        <w:t xml:space="preserve">Gearjaw (robot dog) (mechanical)</w:t>
+        <w:t xml:space="preserve">(1) Gearjaw (robot dog) (mechanical)</w:t>
       </w:r>
     </w:p>
     <w:p>
@@ -1217,7 +1295,7 @@
         <w:rPr>
           <w:rtl w:val="0"/>
         </w:rPr>
-        <w:t xml:space="preserve">Remy Croche (corrupt)</w:t>
+        <w:t xml:space="preserve">(1) Remy Croche (corrupt)</w:t>
       </w:r>
     </w:p>
     <w:p>
@@ -1235,7 +1313,7 @@
         <w:rPr>
           <w:rtl w:val="0"/>
         </w:rPr>
-        <w:t xml:space="preserve">Camp Physician (civilized, arcane)</w:t>
+        <w:t xml:space="preserve">(2) Camp Physician (civilized, arcane)</w:t>
       </w:r>
     </w:p>
     <w:p>
@@ -1253,7 +1331,7 @@
         <w:rPr>
           <w:rtl w:val="0"/>
         </w:rPr>
-        <w:t xml:space="preserve">Blackthorn Engineer (civilized, mechanical)</w:t>
+        <w:t xml:space="preserve">(2) Blackthorn Engineer (civilized, mechanical)</w:t>
       </w:r>
     </w:p>
     <w:p>
@@ -1271,7 +1349,7 @@
         <w:rPr>
           <w:rtl w:val="0"/>
         </w:rPr>
-        <w:t xml:space="preserve">Black Powder Keg (mechanical)</w:t>
+        <w:t xml:space="preserve">(4) Black Powder Keg (mechanical)</w:t>
       </w:r>
     </w:p>
     <w:p>
@@ -1289,7 +1367,7 @@
         <w:rPr>
           <w:rtl w:val="0"/>
         </w:rPr>
-        <w:t xml:space="preserve">Gilded Cage (arcane)</w:t>
+        <w:t xml:space="preserve">(2) Gilded Cage (arcane)</w:t>
       </w:r>
     </w:p>
     <w:p>
@@ -1558,7 +1636,7 @@
         <w:rPr>
           <w:rtl w:val="0"/>
         </w:rPr>
-        <w:t xml:space="preserve">(1) Juniper Flash (civilized, honorable)</w:t>
+        <w:t xml:space="preserve">(1) Juniper Flash (honorable, arcane)</w:t>
       </w:r>
     </w:p>
     <w:p>
@@ -1594,7 +1672,7 @@
         <w:rPr>
           <w:rtl w:val="0"/>
         </w:rPr>
-        <w:t xml:space="preserve">(1) Erevan the Shadow (arcane, civilized)</w:t>
+        <w:t xml:space="preserve">(1) Erevan the Shadow (civilized, arcane)</w:t>
       </w:r>
     </w:p>
     <w:p>
@@ -1624,7 +1702,7 @@
         <w:rPr>
           <w:rtl w:val="0"/>
         </w:rPr>
-        <w:t xml:space="preserve">(2) Bog Spearman (wild)</w:t>
+        <w:t xml:space="preserve">(4) Bog Spearman (wild)</w:t>
       </w:r>
     </w:p>
     <w:p>
@@ -1657,7 +1735,7 @@
         <w:rPr>
           <w:rtl w:val="0"/>
         </w:rPr>
-        <w:t xml:space="preserve">(3) Resistance Smuggler (goblin) (honorable)</w:t>
+        <w:t xml:space="preserve">(3) Resistance Smuggler (civilized)</w:t>
       </w:r>
     </w:p>
     <w:p>
@@ -1675,7 +1753,7 @@
         <w:rPr>
           <w:rtl w:val="0"/>
         </w:rPr>
-        <w:t xml:space="preserve">(3) Mirewatch Informant (civilized)</w:t>
+        <w:t xml:space="preserve">(2) Mirewatch Informant (civilized)</w:t>
       </w:r>
     </w:p>
     <w:p>
@@ -1693,7 +1771,7 @@
         <w:rPr>
           <w:rtl w:val="0"/>
         </w:rPr>
-        <w:t xml:space="preserve">(3) Swamp Tracker (mounted) (wild)</w:t>
+        <w:t xml:space="preserve">(2) Swamp Tracker (mounted) (wild, honorable)</w:t>
       </w:r>
     </w:p>
     <w:p>
@@ -1729,7 +1807,7 @@
         <w:rPr>
           <w:rtl w:val="0"/>
         </w:rPr>
-        <w:t xml:space="preserve">***HERO*** Maggie Mudroot (mounted on Old Mangletooth) (giant) (wild, honorable, undead)</w:t>
+        <w:t xml:space="preserve">(1) ***HERO*** Maggie Mudroot (mounted) (giant) (wild, arcane, undead)</w:t>
       </w:r>
     </w:p>
     <w:p>
@@ -1744,7 +1822,7 @@
         <w:rPr>
           <w:rtl w:val="0"/>
         </w:rPr>
-        <w:t xml:space="preserve">Rowan Leafbound (honorable)</w:t>
+        <w:t xml:space="preserve">(1) Rowan Leafbound (civilized, honorable)</w:t>
       </w:r>
     </w:p>
     <w:p>
@@ -1762,7 +1840,7 @@
         <w:rPr>
           <w:rtl w:val="0"/>
         </w:rPr>
-        <w:t xml:space="preserve">Telos the Merchant (civilized, arcane)</w:t>
+        <w:t xml:space="preserve">(1) Telos the Merchant (civilized, arcane)</w:t>
       </w:r>
     </w:p>
     <w:p>
@@ -1780,7 +1858,7 @@
         <w:rPr>
           <w:rtl w:val="0"/>
         </w:rPr>
-        <w:t xml:space="preserve">Maggie’s Recruit (skeleton) (undead)</w:t>
+        <w:t xml:space="preserve">(4) Maggie’s Recruit (skeleton) (civilized, undead)</w:t>
       </w:r>
     </w:p>
     <w:p>
@@ -1798,7 +1876,7 @@
         <w:rPr>
           <w:rtl w:val="0"/>
         </w:rPr>
-        <w:t xml:space="preserve">Nibs Mudroot (wild, undead)</w:t>
+        <w:t xml:space="preserve">(1) Nibsy (undead, arcane)</w:t>
       </w:r>
     </w:p>
     <w:p>
@@ -1813,7 +1891,7 @@
         <w:rPr>
           <w:rtl w:val="0"/>
         </w:rPr>
-        <w:t xml:space="preserve">Elliot Greentide (honorable, undead)</w:t>
+        <w:t xml:space="preserve">(1) Elliot Greentide (honorable, undead)</w:t>
       </w:r>
     </w:p>
     <w:p>
@@ -1831,7 +1909,7 @@
         <w:rPr>
           <w:rtl w:val="0"/>
         </w:rPr>
-        <w:t xml:space="preserve">River Guide (civilized, honorable)</w:t>
+        <w:t xml:space="preserve">(3) Bull Gator (wild)</w:t>
       </w:r>
     </w:p>
     <w:p>
@@ -1849,7 +1927,7 @@
         <w:rPr>
           <w:rtl w:val="0"/>
         </w:rPr>
-        <w:t xml:space="preserve">Auntie Mirelle (civilized)</w:t>
+        <w:t xml:space="preserve">(1) Delphine Nettle (wild, arcane)</w:t>
       </w:r>
     </w:p>
     <w:p>
@@ -1867,7 +1945,7 @@
         <w:rPr>
           <w:rtl w:val="0"/>
         </w:rPr>
-        <w:t xml:space="preserve">Hidden Camp (wild)</w:t>
+        <w:t xml:space="preserve">(2) Hidden Camp (wild)</w:t>
       </w:r>
     </w:p>
     <w:p>
@@ -1885,7 +1963,7 @@
         <w:rPr>
           <w:rtl w:val="0"/>
         </w:rPr>
-        <w:t xml:space="preserve">Resistance Cache (honorable)</w:t>
+        <w:t xml:space="preserve">(4) Resistance Cache (honorable)</w:t>
       </w:r>
     </w:p>
     <w:p>
@@ -2341,7 +2419,7 @@
         <w:rPr>
           <w:rtl w:val="0"/>
         </w:rPr>
-        <w:t xml:space="preserve">***(HERO) Lady Mirrorglass (ancient, arcane)</w:t>
+        <w:t xml:space="preserve">(1) ***(HERO) Lady Mirrorglass (ancient, arcane)</w:t>
       </w:r>
     </w:p>
     <w:p>
@@ -2356,7 +2434,7 @@
         <w:rPr>
           <w:rtl w:val="0"/>
         </w:rPr>
-        <w:t xml:space="preserve">Sylvan Enchantress (arcane, honorable)</w:t>
+        <w:t xml:space="preserve">(2) Sylvan Enchantress (arcane, honorable)</w:t>
       </w:r>
     </w:p>
     <w:p>
@@ -2371,7 +2449,7 @@
         <w:rPr>
           <w:rtl w:val="0"/>
         </w:rPr>
-        <w:t xml:space="preserve">Sylvan Champion (fey, honorable)</w:t>
+        <w:t xml:space="preserve">(2) Sylvan Champion (fey, honorable)</w:t>
       </w:r>
     </w:p>
     <w:p>
@@ -2389,7 +2467,7 @@
         <w:rPr>
           <w:rtl w:val="0"/>
         </w:rPr>
-        <w:t xml:space="preserve">Marrowind (ancient, honorable)</w:t>
+        <w:t xml:space="preserve">(1) Marrowind (ancient, honorable)</w:t>
       </w:r>
     </w:p>
     <w:p>
@@ -2407,7 +2485,7 @@
         <w:rPr>
           <w:rtl w:val="0"/>
         </w:rPr>
-        <w:t xml:space="preserve">Lady Quill (fey, honorable)</w:t>
+        <w:t xml:space="preserve">(1) Vaeloren (kitsune fox) (fey, wild)</w:t>
       </w:r>
     </w:p>
     <w:p>
@@ -2425,7 +2503,7 @@
         <w:rPr>
           <w:rtl w:val="0"/>
         </w:rPr>
-        <w:t xml:space="preserve">Glimmer Stag (fey)</w:t>
+        <w:t xml:space="preserve">(2) Glimmer Stag (fey)</w:t>
       </w:r>
     </w:p>
     <w:p>
@@ -2443,7 +2521,7 @@
         <w:rPr>
           <w:rtl w:val="0"/>
         </w:rPr>
-        <w:t xml:space="preserve">Sun Sprite (arcane, fey)</w:t>
+        <w:t xml:space="preserve">(4) Sun Sprite (arcane, fey)</w:t>
       </w:r>
     </w:p>
     <w:p>
@@ -2461,7 +2539,7 @@
         <w:rPr>
           <w:rtl w:val="0"/>
         </w:rPr>
-        <w:t xml:space="preserve">Mossy Giant (giant) (wild, ancient)</w:t>
+        <w:t xml:space="preserve">(2) Mossy Giant (giant) (wild, ancient)</w:t>
       </w:r>
     </w:p>
     <w:p>
@@ -2479,7 +2557,7 @@
         <w:rPr>
           <w:rtl w:val="0"/>
         </w:rPr>
-        <w:t xml:space="preserve">Fairy Ring (fey)</w:t>
+        <w:t xml:space="preserve">(2) Fairy Ring (fey)</w:t>
       </w:r>
     </w:p>
     <w:p>
@@ -2497,7 +2575,7 @@
         <w:rPr>
           <w:rtl w:val="0"/>
         </w:rPr>
-        <w:t xml:space="preserve">Heartwood (ancient)</w:t>
+        <w:t xml:space="preserve">(4) Heartwood (ancient)</w:t>
       </w:r>
     </w:p>
     <w:p>
@@ -2705,7 +2783,7 @@
         <w:rPr>
           <w:rtl w:val="0"/>
         </w:rPr>
-        <w:t xml:space="preserve">The Bug Queen (ancient, fey, corrupt)</w:t>
+        <w:t xml:space="preserve">Queen Nyxara (ancient, fey, corrupt)</w:t>
       </w:r>
     </w:p>
     <w:p>
@@ -2756,7 +2834,7 @@
         <w:rPr>
           <w:rtl w:val="0"/>
         </w:rPr>
-        <w:t xml:space="preserve">(1) Briar Whisperthorn (fey, corrupt)</w:t>
+        <w:t xml:space="preserve">(1) Briar Whisperthorn (fey)</w:t>
       </w:r>
     </w:p>
     <w:p>
@@ -2774,7 +2852,7 @@
         <w:rPr>
           <w:rtl w:val="0"/>
         </w:rPr>
-        <w:t xml:space="preserve">(4) Gloom Fairy (corrupt, fey)</w:t>
+        <w:t xml:space="preserve">(4) Gloom Fairy (undead, fey)</w:t>
       </w:r>
     </w:p>
     <w:p>
@@ -2828,7 +2906,7 @@
         <w:rPr>
           <w:rtl w:val="0"/>
         </w:rPr>
-        <w:t xml:space="preserve">(1) Lady Silkmaw (ancient, corrupt)</w:t>
+        <w:t xml:space="preserve">(1) Lady Silkmaw (corrupt)</w:t>
       </w:r>
     </w:p>
     <w:p>
@@ -2846,7 +2924,7 @@
         <w:rPr>
           <w:rtl w:val="0"/>
         </w:rPr>
-        <w:t xml:space="preserve">(1) Duke Lanternwing (corrupt)</w:t>
+        <w:t xml:space="preserve">(1) Duke Lanternwing (ancient, corrupt)</w:t>
       </w:r>
     </w:p>
     <w:p>
@@ -2879,7 +2957,7 @@
         <w:rPr>
           <w:rtl w:val="0"/>
         </w:rPr>
-        <w:t xml:space="preserve">(4) Will o Wisp (undead, fey)</w:t>
+        <w:t xml:space="preserve">(4) Mourning Lights (undead, fey)</w:t>
       </w:r>
     </w:p>
     <w:p>
@@ -2894,7 +2972,7 @@
         <w:rPr>
           <w:rtl w:val="0"/>
         </w:rPr>
-        <w:t xml:space="preserve">(2) Moonshade Stalker (giant) (fey)</w:t>
+        <w:t xml:space="preserve">(2) Moonshade Stalker (fey)</w:t>
       </w:r>
     </w:p>
     <w:p>
@@ -2912,7 +2990,7 @@
         <w:rPr>
           <w:rtl w:val="0"/>
         </w:rPr>
-        <w:t xml:space="preserve">(2) Thorn Serpent (ancient, fey)</w:t>
+        <w:t xml:space="preserve">(2) Widowroot (ancient)</w:t>
       </w:r>
     </w:p>
     <w:p>
@@ -2948,7 +3026,7 @@
         <w:rPr>
           <w:rtl w:val="0"/>
         </w:rPr>
-        <w:t xml:space="preserve">***(HERO)*** The Tockman (mechanical, arcane)</w:t>
+        <w:t xml:space="preserve">(1) ***(HERO)*** The Tockman (mechanical, fey, arcane)</w:t>
       </w:r>
     </w:p>
     <w:p>
@@ -2963,7 +3041,7 @@
         <w:rPr>
           <w:rtl w:val="0"/>
         </w:rPr>
-        <w:t xml:space="preserve">Sister Honeygrave (ancient, arcane)</w:t>
+        <w:t xml:space="preserve">(1) Sister Honeygrave (ancient, arcane)</w:t>
       </w:r>
     </w:p>
     <w:p>
@@ -2978,7 +3056,7 @@
         <w:rPr>
           <w:rtl w:val="0"/>
         </w:rPr>
-        <w:t xml:space="preserve">Father Grub (undead, ancient)</w:t>
+        <w:t xml:space="preserve">(1) Father Grub (giant) (undead, arcane)</w:t>
       </w:r>
     </w:p>
     <w:p>
@@ -2993,7 +3071,7 @@
         <w:rPr>
           <w:rtl w:val="0"/>
         </w:rPr>
-        <w:t xml:space="preserve">The Weaver (fey, mechanical)</w:t>
+        <w:t xml:space="preserve">(1) The Weaver (fey, mechanical)</w:t>
       </w:r>
     </w:p>
     <w:p>
@@ -3011,7 +3089,7 @@
         <w:rPr>
           <w:rtl w:val="0"/>
         </w:rPr>
-        <w:t xml:space="preserve">The Choir (corrupt, fey)</w:t>
+        <w:t xml:space="preserve">(1) The Choir (fey, corrupt)</w:t>
       </w:r>
     </w:p>
     <w:p>
@@ -3059,7 +3137,7 @@
         <w:rPr>
           <w:rtl w:val="0"/>
         </w:rPr>
-        <w:t xml:space="preserve">Lord Pallid (arcane, corrupt)</w:t>
+        <w:t xml:space="preserve">(1) Lord Pallid (arcane, corrupt)</w:t>
       </w:r>
     </w:p>
     <w:p>
@@ -3074,7 +3152,7 @@
         <w:rPr>
           <w:rtl w:val="0"/>
         </w:rPr>
-        <w:t xml:space="preserve">Sir Chitin the Undying (undead, arcane)</w:t>
+        <w:t xml:space="preserve">(1) Sir Chitinous Vale (undead, fey)</w:t>
       </w:r>
     </w:p>
     <w:p>
@@ -3092,7 +3170,7 @@
         <w:rPr>
           <w:rtl w:val="0"/>
         </w:rPr>
-        <w:t xml:space="preserve">Echo Lantern (mechanical)</w:t>
+        <w:t xml:space="preserve">(2) Echo Lantern (mechanical)</w:t>
       </w:r>
     </w:p>
     <w:p>
@@ -3110,7 +3188,7 @@
         <w:rPr>
           <w:rtl w:val="0"/>
         </w:rPr>
-        <w:t xml:space="preserve">Eyeblight (corrupt)</w:t>
+        <w:t xml:space="preserve">(4) Eyeblight (corrupt)</w:t>
       </w:r>
     </w:p>
     <w:p>
@@ -3362,6 +3440,33 @@
         </w:rPr>
         <w:t xml:space="preserve">Last Stand (honorable)</w:t>
       </w:r>
+    </w:p>
+    <w:p>
+      <w:pPr>
+        <w:rPr/>
+      </w:pPr>
+      <w:r>
+        <w:rPr>
+          <w:rtl w:val="0"/>
+        </w:rPr>
+      </w:r>
+    </w:p>
+    <w:p>
+      <w:pPr>
+        <w:spacing w:after="240" w:before="240" w:lineRule="auto"/>
+        <w:rPr/>
+      </w:pPr>
+      <w:r>
+        <w:rPr>
+          <w:rtl w:val="0"/>
+        </w:rPr>
+        <w:t xml:space="preserve">I need a square format card art in the style of modern high fantasy ccg art (just the art without card border etc) of “ambush”, an effect card to be played by any team and must not be visually specific to any particular one, but work generally for all (blackthorn lumber, the anti-blackthorn mirewatch resistance, and seelie and unseelie courts) that can change certain board conditions.  There should be a Bayou/Cajun influence while still staying true to high fantasy roots. It should have a background appropriate for where they might be found hanging out. Use smooth, clean, simplified material surfaces. Avoid indiscriminate and excessive use of tiny rivets, studs, nail heads, beads, dot textures, speckles, pockmarks, excessive stitches, micro-scratches, and noisy high-frequency detail. In general, use larger readable shapes and broad clean forms instead. </w:t>
+      </w:r>
+    </w:p>
+    <w:p>
+      <w:pPr>
+        <w:rPr/>
+      </w:pPr>
       <w:r>
         <w:rPr>
           <w:rtl w:val="0"/>
